--- a/DATASETS.docx
+++ b/DATASETS.docx
@@ -2,7 +2,7 @@
 <file path=word/document.xml><?xml version="1.0" encoding="utf-8"?>
 <w:document xmlns:w="http://schemas.openxmlformats.org/wordprocessingml/2006/main" xmlns:m="http://schemas.openxmlformats.org/officeDocument/2006/math" xmlns:r="http://schemas.openxmlformats.org/officeDocument/2006/relationships" xmlns:o="urn:schemas-microsoft-com:office:office" xmlns:v="urn:schemas-microsoft-com:vml" xmlns:w10="urn:schemas-microsoft-com:office:word" xmlns:a="http://schemas.openxmlformats.org/drawingml/2006/main" xmlns:pic="http://schemas.openxmlformats.org/drawingml/2006/picture" xmlns:wp="http://schemas.openxmlformats.org/drawingml/2006/wordprocessingDrawing">
   <w:body>
-    <w:bookmarkStart w:id="29" w:name="数据集索引"/>
+    <w:bookmarkStart w:id="30" w:name="数据集索引"/>
     <w:p>
       <w:pPr>
         <w:pStyle w:val="Heading1"/>
@@ -507,7 +507,7 @@
               <w:jc w:val="right"/>
             </w:pPr>
             <w:r>
-              <w:t xml:space="preserve">26883</w:t>
+              <w:t xml:space="preserve">26924</w:t>
             </w:r>
           </w:p>
         </w:tc>
@@ -522,7 +522,7 @@
               <w:rPr>
                 <w:rStyle w:val="VerbatimChar"/>
               </w:rPr>
-              <w:t xml:space="preserve">3443129b77173cdd</w:t>
+              <w:t xml:space="preserve">c5519e1d45f71a6a</w:t>
             </w:r>
           </w:p>
         </w:tc>
@@ -1671,12 +1671,229 @@
     </w:p>
     <w:bookmarkEnd w:id="26"/>
     <w:bookmarkEnd w:id="27"/>
-    <w:bookmarkStart w:id="28" w:name="怎么用"/>
+    <w:bookmarkStart w:id="28" w:name="怎么取这些文件"/>
     <w:p>
       <w:pPr>
         <w:pStyle w:val="Heading2"/>
       </w:pPr>
       <w:r>
+        <w:t xml:space="preserve">怎么取这些文件</w:t>
+      </w:r>
+    </w:p>
+    <w:tbl>
+      <w:tblPr>
+        <w:tblStyle w:val="Table"/>
+        <w:tblW w:type="pct" w:w="5000"/>
+        <w:tblLook w:firstRow="1" w:lastRow="0" w:firstColumn="0" w:lastColumn="0" w:noHBand="0" w:noVBand="0" w:val="0020"/>
+      </w:tblPr>
+      <w:tblGrid>
+        <w:gridCol w:w="3960"/>
+        <w:gridCol w:w="3960"/>
+      </w:tblGrid>
+      <w:tr>
+        <w:trPr>
+          <w:tblHeader w:val="true"/>
+        </w:trPr>
+        <w:tc>
+          <w:tcPr/>
+          <w:p>
+            <w:pPr>
+              <w:pStyle w:val="Compact"/>
+              <w:jc w:val="left"/>
+            </w:pPr>
+            <w:r>
+              <w:t xml:space="preserve">情形</w:t>
+            </w:r>
+          </w:p>
+        </w:tc>
+        <w:tc>
+          <w:tcPr/>
+          <w:p>
+            <w:pPr>
+              <w:pStyle w:val="Compact"/>
+              <w:jc w:val="left"/>
+            </w:pPr>
+            <w:r>
+              <w:t xml:space="preserve">怎么取</w:t>
+            </w:r>
+          </w:p>
+        </w:tc>
+      </w:tr>
+      <w:tr>
+        <w:tc>
+          <w:tcPr/>
+          <w:p>
+            <w:pPr>
+              <w:pStyle w:val="Compact"/>
+              <w:jc w:val="left"/>
+            </w:pPr>
+            <w:r>
+              <w:t xml:space="preserve">正常网络</w:t>
+            </w:r>
+          </w:p>
+        </w:tc>
+        <w:tc>
+          <w:tcPr/>
+          <w:p>
+            <w:pPr>
+              <w:pStyle w:val="Compact"/>
+              <w:jc w:val="left"/>
+            </w:pPr>
+            <w:r>
+              <w:rPr>
+                <w:rStyle w:val="VerbatimChar"/>
+              </w:rPr>
+              <w:t xml:space="preserve">git clone https://github.com/lixvanran/llm-creativity-mechanism-papers.git</w:t>
+            </w:r>
+            <w:r>
+              <w:t xml:space="preserve"> </w:t>
+            </w:r>
+            <w:r>
+              <w:t xml:space="preserve">后直接读</w:t>
+            </w:r>
+          </w:p>
+        </w:tc>
+      </w:tr>
+      <w:tr>
+        <w:tc>
+          <w:tcPr/>
+          <w:p>
+            <w:pPr>
+              <w:pStyle w:val="Compact"/>
+              <w:jc w:val="left"/>
+            </w:pPr>
+            <w:r>
+              <w:t xml:space="preserve">只想拿一个小于 1 MB 的文件</w:t>
+            </w:r>
+          </w:p>
+        </w:tc>
+        <w:tc>
+          <w:tcPr/>
+          <w:p>
+            <w:pPr>
+              <w:pStyle w:val="Compact"/>
+              <w:jc w:val="left"/>
+            </w:pPr>
+            <w:r>
+              <w:rPr>
+                <w:rStyle w:val="VerbatimChar"/>
+              </w:rPr>
+              <w:t xml:space="preserve">GET /repos/lixvanran/llm-creativity-mechanism-papers/contents/&lt;路径&gt;?ref=main</w:t>
+            </w:r>
+          </w:p>
+        </w:tc>
+      </w:tr>
+      <w:tr>
+        <w:tc>
+          <w:tcPr/>
+          <w:p>
+            <w:pPr>
+              <w:pStyle w:val="Compact"/>
+              <w:jc w:val="left"/>
+            </w:pPr>
+            <w:r>
+              <w:t xml:space="preserve">拿大于 1 MB 的文件（</w:t>
+            </w:r>
+            <w:r>
+              <w:t xml:space="preserve"> </w:t>
+            </w:r>
+            <w:r>
+              <w:rPr>
+                <w:rStyle w:val="VerbatimChar"/>
+              </w:rPr>
+              <w:t xml:space="preserve">readings.jsonl</w:t>
+            </w:r>
+            <w:r>
+              <w:t xml:space="preserve"> </w:t>
+            </w:r>
+            <w:r>
+              <w:t xml:space="preserve">约 1.1 MB）</w:t>
+            </w:r>
+          </w:p>
+        </w:tc>
+        <w:tc>
+          <w:tcPr/>
+          <w:p>
+            <w:pPr>
+              <w:pStyle w:val="Compact"/>
+              <w:jc w:val="left"/>
+            </w:pPr>
+            <w:r>
+              <w:t xml:space="preserve">contents API 不内联； 用</w:t>
+            </w:r>
+            <w:r>
+              <w:t xml:space="preserve"> </w:t>
+            </w:r>
+            <w:r>
+              <w:rPr>
+                <w:rStyle w:val="VerbatimChar"/>
+              </w:rPr>
+              <w:t xml:space="preserve">GET /git/blobs/&lt;blob sha&gt;</w:t>
+            </w:r>
+            <w:r>
+              <w:t xml:space="preserve"> </w:t>
+            </w:r>
+            <w:r>
+              <w:t xml:space="preserve">并带</w:t>
+            </w:r>
+            <w:r>
+              <w:t xml:space="preserve"> </w:t>
+            </w:r>
+            <w:r>
+              <w:rPr>
+                <w:rStyle w:val="VerbatimChar"/>
+              </w:rPr>
+              <w:t xml:space="preserve">Accept: application/vnd.github.raw</w:t>
+            </w:r>
+            <w:r>
+              <w:t xml:space="preserve">， 或直接 clone</w:t>
+            </w:r>
+          </w:p>
+        </w:tc>
+      </w:tr>
+      <w:tr>
+        <w:tc>
+          <w:tcPr/>
+          <w:p>
+            <w:pPr>
+              <w:pStyle w:val="Compact"/>
+              <w:jc w:val="left"/>
+            </w:pPr>
+            <w:r>
+              <w:t xml:space="preserve">沙箱 / 受限网络</w:t>
+            </w:r>
+          </w:p>
+        </w:tc>
+        <w:tc>
+          <w:tcPr/>
+          <w:p>
+            <w:pPr>
+              <w:pStyle w:val="Compact"/>
+              <w:jc w:val="left"/>
+            </w:pPr>
+            <w:r>
+              <w:rPr>
+                <w:rStyle w:val="VerbatimChar"/>
+              </w:rPr>
+              <w:t xml:space="preserve">raw.githubusercontent.com</w:t>
+            </w:r>
+            <w:r>
+              <w:t xml:space="preserve"> </w:t>
+            </w:r>
+            <w:r>
+              <w:t xml:space="preserve">可能被掐； 走 API 或 clone</w:t>
+            </w:r>
+          </w:p>
+        </w:tc>
+      </w:tr>
+    </w:tbl>
+    <w:bookmarkEnd w:id="28"/>
+    <w:bookmarkStart w:id="29" w:name="怎么用"/>
+    <w:p>
+      <w:pPr>
+        <w:pStyle w:val="Heading2"/>
+      </w:pPr>
+      <w:r>
         <w:t xml:space="preserve">怎么用</w:t>
       </w:r>
     </w:p>
@@ -2204,8 +2421,8 @@
         <w:t xml:space="preserve">)]</w:t>
       </w:r>
     </w:p>
-    <w:bookmarkEnd w:id="28"/>
     <w:bookmarkEnd w:id="29"/>
+    <w:bookmarkEnd w:id="30"/>
     <w:sectPr/>
   </w:body>
 </w:document>
